--- a/examples/timeseries/doc/ts_encode-decode.docx
+++ b/examples/timeseries/doc/ts_encode-decode.docx
@@ -1012,52 +1012,52 @@
         <w:rPr>
           <w:rStyle w:val="VerbatimChar"/>
         </w:rPr>
-        <w:t xml:space="preserve">## [1,] 0.008647256 0.2495001 0.4813175 0.6863338 0.8420166</w:t>
-      </w:r>
-      <w:r>
-        <w:br/>
-      </w:r>
-      <w:r>
-        <w:rPr>
-          <w:rStyle w:val="VerbatimChar"/>
-        </w:rPr>
-        <w:t xml:space="preserve">## [2,] 0.246231720 0.4816050 0.6825051 0.8414527 0.9489151</w:t>
-      </w:r>
-      <w:r>
-        <w:br/>
-      </w:r>
-      <w:r>
-        <w:rPr>
-          <w:rStyle w:val="VerbatimChar"/>
-        </w:rPr>
-        <w:t xml:space="preserve">## [3,] 0.479792029 0.6850605 0.8398038 0.9494659 0.9932344</w:t>
-      </w:r>
-      <w:r>
-        <w:br/>
-      </w:r>
-      <w:r>
-        <w:rPr>
-          <w:rStyle w:val="VerbatimChar"/>
-        </w:rPr>
-        <w:t xml:space="preserve">## [4,] 0.677775800 0.8415784 0.9489112 0.9937143 0.9844203</w:t>
-      </w:r>
-      <w:r>
-        <w:br/>
-      </w:r>
-      <w:r>
-        <w:rPr>
-          <w:rStyle w:val="VerbatimChar"/>
-        </w:rPr>
-        <w:t xml:space="preserve">## [5,] 0.845898271 0.9479419 0.9977774 0.9827719 0.9089859</w:t>
-      </w:r>
-      <w:r>
-        <w:br/>
-      </w:r>
-      <w:r>
-        <w:rPr>
-          <w:rStyle w:val="VerbatimChar"/>
-        </w:rPr>
-        <w:t xml:space="preserve">## [6,] 0.950587511 0.9972672 0.9844063 0.9119110 0.7823499</w:t>
+        <w:t xml:space="preserve">## [1,] 0.008899111 0.2455698 0.4813977 0.6872019 0.8415999</w:t>
+      </w:r>
+      <w:r>
+        <w:br/>
+      </w:r>
+      <w:r>
+        <w:rPr>
+          <w:rStyle w:val="VerbatimChar"/>
+        </w:rPr>
+        <w:t xml:space="preserve">## [2,] 0.249213085 0.4766102 0.6815357 0.8454098 0.9512051</w:t>
+      </w:r>
+      <w:r>
+        <w:br/>
+      </w:r>
+      <w:r>
+        <w:rPr>
+          <w:rStyle w:val="VerbatimChar"/>
+        </w:rPr>
+        <w:t xml:space="preserve">## [3,] 0.476436764 0.6828879 0.8411601 0.9476992 0.9949656</w:t>
+      </w:r>
+      <w:r>
+        <w:br/>
+      </w:r>
+      <w:r>
+        <w:rPr>
+          <w:rStyle w:val="VerbatimChar"/>
+        </w:rPr>
+        <w:t xml:space="preserve">## [4,] 0.674627542 0.8462992 0.9497620 0.9918759 0.9819357</w:t>
+      </w:r>
+      <w:r>
+        <w:br/>
+      </w:r>
+      <w:r>
+        <w:rPr>
+          <w:rStyle w:val="VerbatimChar"/>
+        </w:rPr>
+        <w:t xml:space="preserve">## [5,] 0.843568146 0.9480866 0.9969656 0.9812197 0.9096688</w:t>
+      </w:r>
+      <w:r>
+        <w:br/>
+      </w:r>
+      <w:r>
+        <w:rPr>
+          <w:rStyle w:val="VerbatimChar"/>
+        </w:rPr>
+        <w:t xml:space="preserve">## [6,] 0.952084243 0.9959829 0.9828780 0.9113394 0.7829570</w:t>
       </w:r>
     </w:p>
     <w:p>
@@ -1232,43 +1232,43 @@
         <w:rPr>
           <w:rStyle w:val="VerbatimChar"/>
         </w:rPr>
-        <w:t xml:space="preserve">## [1,]  0.9876178  0.9216597  0.7956293  0.6285013  0.4052460</w:t>
-      </w:r>
-      <w:r>
-        <w:br/>
-      </w:r>
-      <w:r>
-        <w:rPr>
-          <w:rStyle w:val="VerbatimChar"/>
-        </w:rPr>
-        <w:t xml:space="preserve">## [2,]  0.9285982  0.8039142  0.6257040  0.4072327  0.1664358</w:t>
-      </w:r>
-      <w:r>
-        <w:br/>
-      </w:r>
-      <w:r>
-        <w:rPr>
-          <w:rStyle w:val="VerbatimChar"/>
-        </w:rPr>
-        <w:t xml:space="preserve">## [3,]  0.8369672  0.2846752 -0.2789403 -0.8167541 -1.2656335</w:t>
-      </w:r>
-      <w:r>
-        <w:br/>
-      </w:r>
-      <w:r>
-        <w:rPr>
-          <w:rStyle w:val="VerbatimChar"/>
-        </w:rPr>
-        <w:t xml:space="preserve">## [4,]  0.1689123 -0.1007820 -0.3994992 -0.6347857 -0.8375736</w:t>
-      </w:r>
-      <w:r>
-        <w:br/>
-      </w:r>
-      <w:r>
-        <w:rPr>
-          <w:rStyle w:val="VerbatimChar"/>
-        </w:rPr>
-        <w:t xml:space="preserve">## [5,] -0.2374988 -0.5500330 -0.8196180 -1.0448589 -1.1898957</w:t>
+        <w:t xml:space="preserve">## [1,]  0.9874520  0.9221767  0.7968540  0.6320850  0.4085311</w:t>
+      </w:r>
+      <w:r>
+        <w:br/>
+      </w:r>
+      <w:r>
+        <w:rPr>
+          <w:rStyle w:val="VerbatimChar"/>
+        </w:rPr>
+        <w:t xml:space="preserve">## [2,]  0.9278898  0.8019408  0.6260061  0.4062057  0.1633018</w:t>
+      </w:r>
+      <w:r>
+        <w:br/>
+      </w:r>
+      <w:r>
+        <w:rPr>
+          <w:rStyle w:val="VerbatimChar"/>
+        </w:rPr>
+        <w:t xml:space="preserve">## [3,]  0.8306808  0.2771683 -0.2725126 -0.7985085 -1.2418120</w:t>
+      </w:r>
+      <w:r>
+        <w:br/>
+      </w:r>
+      <w:r>
+        <w:rPr>
+          <w:rStyle w:val="VerbatimChar"/>
+        </w:rPr>
+        <w:t xml:space="preserve">## [4,]  0.1556529 -0.1181423 -0.4046502 -0.6367515 -0.8454732</w:t>
+      </w:r>
+      <w:r>
+        <w:br/>
+      </w:r>
+      <w:r>
+        <w:rPr>
+          <w:rStyle w:val="VerbatimChar"/>
+        </w:rPr>
+        <w:t xml:space="preserve">## [5,] -0.2504049 -0.5511216 -0.8199130 -1.0414084 -1.1823295</w:t>
       </w:r>
     </w:p>
     <w:p>
@@ -1286,7 +1286,11 @@
       </w:r>
     </w:p>
     <w:bookmarkEnd w:id="23"/>
-    <w:sectPr/>
+    <w:sectPr>
+      <w:footnotePr>
+        <w:numRestart w:val="eachSect"/>
+      </w:footnotePr>
+    </w:sectPr>
   </w:body>
 </w:document>
 </file>
@@ -1458,8 +1462,6 @@
     </w:pPr>
     <w:rPr>
       <w:rFonts w:asciiTheme="majorHAnsi" w:cstheme="majorBidi" w:eastAsiaTheme="majorEastAsia" w:hAnsiTheme="majorHAnsi"/>
-      <w:spacing w:val="-10"/>
-      <w:kern w:val="28"/>
       <w:sz w:val="56"/>
       <w:szCs w:val="56"/>
     </w:rPr>
@@ -1472,15 +1474,13 @@
     <w:rsid w:val="00A10FD9"/>
     <w:rPr>
       <w:rFonts w:asciiTheme="majorHAnsi" w:cstheme="majorBidi" w:eastAsiaTheme="majorEastAsia" w:hAnsiTheme="majorHAnsi"/>
-      <w:spacing w:val="-10"/>
-      <w:kern w:val="28"/>
       <w:sz w:val="56"/>
       <w:szCs w:val="56"/>
     </w:rPr>
   </w:style>
   <w:style w:styleId="Subtitle" w:type="paragraph">
     <w:name w:val="Subtitle"/>
-    <w:basedOn w:val="Normal"/>
+    <w:basedOn w:val="Title"/>
     <w:next w:val="BodyText"/>
     <w:link w:val="SubtitleChar"/>
     <w:uiPriority w:val="11"/>
@@ -1493,7 +1493,6 @@
     </w:pPr>
     <w:rPr>
       <w:rFonts w:cstheme="majorBidi" w:eastAsiaTheme="majorEastAsia"/>
-      <w:color w:themeColor="text1" w:themeTint="A6" w:val="595959"/>
       <w:spacing w:val="15"/>
       <w:sz w:val="28"/>
       <w:szCs w:val="28"/>
@@ -1515,23 +1514,31 @@
   </w:style>
   <w:style w:customStyle="1" w:styleId="Author" w:type="paragraph">
     <w:name w:val="Author"/>
+    <w:basedOn w:val="Title"/>
     <w:next w:val="BodyText"/>
     <w:qFormat/>
     <w:pPr>
       <w:keepNext/>
       <w:keepLines/>
-      <w:jc w:val="center"/>
     </w:pPr>
+    <w:rPr>
+      <w:sz w:val="24"/>
+      <w:szCs w:val="24"/>
+    </w:rPr>
   </w:style>
   <w:style w:styleId="Date" w:type="paragraph">
     <w:name w:val="Date"/>
+    <w:basedOn w:val="Title"/>
     <w:next w:val="BodyText"/>
     <w:qFormat/>
     <w:pPr>
       <w:keepNext/>
       <w:keepLines/>
-      <w:jc w:val="center"/>
     </w:pPr>
+    <w:rPr>
+      <w:sz w:val="24"/>
+      <w:szCs w:val="24"/>
+    </w:rPr>
   </w:style>
   <w:style w:customStyle="1" w:styleId="AbstractTitle" w:type="paragraph">
     <w:name w:val="Abstract Title"/>
@@ -1546,7 +1553,6 @@
     </w:pPr>
     <w:rPr>
       <w:b/>
-      <w:color w:val="345A8A"/>
       <w:sz w:val="20"/>
       <w:szCs w:val="20"/>
     </w:rPr>

--- a/examples/timeseries/doc/ts_encode-decode.docx
+++ b/examples/timeseries/doc/ts_encode-decode.docx
@@ -1003,61 +1003,61 @@
         <w:rPr>
           <w:rStyle w:val="VerbatimChar"/>
         </w:rPr>
-        <w:t xml:space="preserve">##             [,1]      [,2]      [,3]      [,4]      [,5]</w:t>
-      </w:r>
-      <w:r>
-        <w:br/>
-      </w:r>
-      <w:r>
-        <w:rPr>
-          <w:rStyle w:val="VerbatimChar"/>
-        </w:rPr>
-        <w:t xml:space="preserve">## [1,] 0.008899111 0.2455698 0.4813977 0.6872019 0.8415999</w:t>
-      </w:r>
-      <w:r>
-        <w:br/>
-      </w:r>
-      <w:r>
-        <w:rPr>
-          <w:rStyle w:val="VerbatimChar"/>
-        </w:rPr>
-        <w:t xml:space="preserve">## [2,] 0.249213085 0.4766102 0.6815357 0.8454098 0.9512051</w:t>
-      </w:r>
-      <w:r>
-        <w:br/>
-      </w:r>
-      <w:r>
-        <w:rPr>
-          <w:rStyle w:val="VerbatimChar"/>
-        </w:rPr>
-        <w:t xml:space="preserve">## [3,] 0.476436764 0.6828879 0.8411601 0.9476992 0.9949656</w:t>
-      </w:r>
-      <w:r>
-        <w:br/>
-      </w:r>
-      <w:r>
-        <w:rPr>
-          <w:rStyle w:val="VerbatimChar"/>
-        </w:rPr>
-        <w:t xml:space="preserve">## [4,] 0.674627542 0.8462992 0.9497620 0.9918759 0.9819357</w:t>
-      </w:r>
-      <w:r>
-        <w:br/>
-      </w:r>
-      <w:r>
-        <w:rPr>
-          <w:rStyle w:val="VerbatimChar"/>
-        </w:rPr>
-        <w:t xml:space="preserve">## [5,] 0.843568146 0.9480866 0.9969656 0.9812197 0.9096688</w:t>
-      </w:r>
-      <w:r>
-        <w:br/>
-      </w:r>
-      <w:r>
-        <w:rPr>
-          <w:rStyle w:val="VerbatimChar"/>
-        </w:rPr>
-        <w:t xml:space="preserve">## [6,] 0.952084243 0.9959829 0.9828780 0.9113394 0.7829570</w:t>
+        <w:t xml:space="preserve">##              [,1]      [,2]      [,3]      [,4]      [,5]</w:t>
+      </w:r>
+      <w:r>
+        <w:br/>
+      </w:r>
+      <w:r>
+        <w:rPr>
+          <w:rStyle w:val="VerbatimChar"/>
+        </w:rPr>
+        <w:t xml:space="preserve">## [1,] -0.003488524 0.2447686 0.4769099 0.6825325 0.8485764</w:t>
+      </w:r>
+      <w:r>
+        <w:br/>
+      </w:r>
+      <w:r>
+        <w:rPr>
+          <w:rStyle w:val="VerbatimChar"/>
+        </w:rPr>
+        <w:t xml:space="preserve">## [2,]  0.251972765 0.4740828 0.6811705 0.8415951 0.9498616</w:t>
+      </w:r>
+      <w:r>
+        <w:br/>
+      </w:r>
+      <w:r>
+        <w:rPr>
+          <w:rStyle w:val="VerbatimChar"/>
+        </w:rPr>
+        <w:t xml:space="preserve">## [3,]  0.479716599 0.6820463 0.8418547 0.9514256 0.9990030</w:t>
+      </w:r>
+      <w:r>
+        <w:br/>
+      </w:r>
+      <w:r>
+        <w:rPr>
+          <w:rStyle w:val="VerbatimChar"/>
+        </w:rPr>
+        <w:t xml:space="preserve">## [4,]  0.676440120 0.8410200 0.9482401 0.9954698 0.9806942</w:t>
+      </w:r>
+      <w:r>
+        <w:br/>
+      </w:r>
+      <w:r>
+        <w:rPr>
+          <w:rStyle w:val="VerbatimChar"/>
+        </w:rPr>
+        <w:t xml:space="preserve">## [5,]  0.840725541 0.9524130 0.9962450 0.9839958 0.9093547</w:t>
+      </w:r>
+      <w:r>
+        <w:br/>
+      </w:r>
+      <w:r>
+        <w:rPr>
+          <w:rStyle w:val="VerbatimChar"/>
+        </w:rPr>
+        <w:t xml:space="preserve">## [6,]  0.948344409 0.9986712 0.9833952 0.9076754 0.7799203</w:t>
       </w:r>
     </w:p>
     <w:p>
@@ -1132,25 +1132,25 @@
         <w:rPr>
           <w:rStyle w:val="VerbatimChar"/>
         </w:rPr>
-        <w:t xml:space="preserve">## 3 0.7984871 0.6247240  0.4121185  0.1738895 -2.7054403</w:t>
-      </w:r>
-      <w:r>
-        <w:br/>
-      </w:r>
-      <w:r>
-        <w:rPr>
-          <w:rStyle w:val="VerbatimChar"/>
-        </w:rPr>
-        <w:t xml:space="preserve">## 4 0.6247240 0.4121185  0.1738895 -2.7054403 -0.3195192</w:t>
-      </w:r>
-      <w:r>
-        <w:br/>
-      </w:r>
-      <w:r>
-        <w:rPr>
-          <w:rStyle w:val="VerbatimChar"/>
-        </w:rPr>
-        <w:t xml:space="preserve">## 5 0.4121185 0.1738895 -2.7054403 -0.3195192 -0.5440211</w:t>
+        <w:t xml:space="preserve">## 3 0.7984871 0.6247240  0.4121185  0.1738895 -0.4509067</w:t>
+      </w:r>
+      <w:r>
+        <w:br/>
+      </w:r>
+      <w:r>
+        <w:rPr>
+          <w:rStyle w:val="VerbatimChar"/>
+        </w:rPr>
+        <w:t xml:space="preserve">## 4 0.6247240 0.4121185  0.1738895 -0.4509067 -0.3195192</w:t>
+      </w:r>
+      <w:r>
+        <w:br/>
+      </w:r>
+      <w:r>
+        <w:rPr>
+          <w:rStyle w:val="VerbatimChar"/>
+        </w:rPr>
+        <w:t xml:space="preserve">## 5 0.4121185 0.1738895 -0.4509067 -0.3195192 -0.5440211</w:t>
       </w:r>
     </w:p>
     <w:p>
@@ -1223,52 +1223,52 @@
         <w:rPr>
           <w:rStyle w:val="VerbatimChar"/>
         </w:rPr>
-        <w:t xml:space="preserve">##            [,1]       [,2]       [,3]       [,4]       [,5]</w:t>
-      </w:r>
-      <w:r>
-        <w:br/>
-      </w:r>
-      <w:r>
-        <w:rPr>
-          <w:rStyle w:val="VerbatimChar"/>
-        </w:rPr>
-        <w:t xml:space="preserve">## [1,]  0.9874520  0.9221767  0.7968540  0.6320850  0.4085311</w:t>
-      </w:r>
-      <w:r>
-        <w:br/>
-      </w:r>
-      <w:r>
-        <w:rPr>
-          <w:rStyle w:val="VerbatimChar"/>
-        </w:rPr>
-        <w:t xml:space="preserve">## [2,]  0.9278898  0.8019408  0.6260061  0.4062057  0.1633018</w:t>
-      </w:r>
-      <w:r>
-        <w:br/>
-      </w:r>
-      <w:r>
-        <w:rPr>
-          <w:rStyle w:val="VerbatimChar"/>
-        </w:rPr>
-        <w:t xml:space="preserve">## [3,]  0.8306808  0.2771683 -0.2725126 -0.7985085 -1.2418120</w:t>
-      </w:r>
-      <w:r>
-        <w:br/>
-      </w:r>
-      <w:r>
-        <w:rPr>
-          <w:rStyle w:val="VerbatimChar"/>
-        </w:rPr>
-        <w:t xml:space="preserve">## [4,]  0.1556529 -0.1181423 -0.4046502 -0.6367515 -0.8454732</w:t>
-      </w:r>
-      <w:r>
-        <w:br/>
-      </w:r>
-      <w:r>
-        <w:rPr>
-          <w:rStyle w:val="VerbatimChar"/>
-        </w:rPr>
-        <w:t xml:space="preserve">## [5,] -0.2504049 -0.5511216 -0.8199130 -1.0414084 -1.1823295</w:t>
+        <w:t xml:space="preserve">##           [,1]      [,2]        [,3]        [,4]       [,5]</w:t>
+      </w:r>
+      <w:r>
+        <w:br/>
+      </w:r>
+      <w:r>
+        <w:rPr>
+          <w:rStyle w:val="VerbatimChar"/>
+        </w:rPr>
+        <w:t xml:space="preserve">## [1,] 0.9908996 0.9178619  0.80005574  0.62588787  0.4105306</w:t>
+      </w:r>
+      <w:r>
+        <w:br/>
+      </w:r>
+      <w:r>
+        <w:rPr>
+          <w:rStyle w:val="VerbatimChar"/>
+        </w:rPr>
+        <w:t xml:space="preserve">## [2,] 0.9267555 0.7997106  0.62643284  0.41398188  0.1795743</w:t>
+      </w:r>
+      <w:r>
+        <w:br/>
+      </w:r>
+      <w:r>
+        <w:rPr>
+          <w:rStyle w:val="VerbatimChar"/>
+        </w:rPr>
+        <w:t xml:space="preserve">## [3,] 0.8070138 0.6036303  0.27626866  0.02636643 -0.2660273</w:t>
+      </w:r>
+      <w:r>
+        <w:br/>
+      </w:r>
+      <w:r>
+        <w:rPr>
+          <w:rStyle w:val="VerbatimChar"/>
+        </w:rPr>
+        <w:t xml:space="preserve">## [4,] 0.5919784 0.3651490  0.08092195 -0.16928783 -0.4304583</w:t>
+      </w:r>
+      <w:r>
+        <w:br/>
+      </w:r>
+      <w:r>
+        <w:rPr>
+          <w:rStyle w:val="VerbatimChar"/>
+        </w:rPr>
+        <w:t xml:space="preserve">## [5,] 0.2957936 0.0527365 -0.19960047 -0.44253239 -0.6806675</w:t>
       </w:r>
     </w:p>
     <w:p>

--- a/examples/timeseries/doc/ts_encode-decode.docx
+++ b/examples/timeseries/doc/ts_encode-decode.docx
@@ -1012,52 +1012,52 @@
         <w:rPr>
           <w:rStyle w:val="VerbatimChar"/>
         </w:rPr>
-        <w:t xml:space="preserve">## [1,] -0.003488524 0.2447686 0.4769099 0.6825325 0.8485764</w:t>
-      </w:r>
-      <w:r>
-        <w:br/>
-      </w:r>
-      <w:r>
-        <w:rPr>
-          <w:rStyle w:val="VerbatimChar"/>
-        </w:rPr>
-        <w:t xml:space="preserve">## [2,]  0.251972765 0.4740828 0.6811705 0.8415951 0.9498616</w:t>
-      </w:r>
-      <w:r>
-        <w:br/>
-      </w:r>
-      <w:r>
-        <w:rPr>
-          <w:rStyle w:val="VerbatimChar"/>
-        </w:rPr>
-        <w:t xml:space="preserve">## [3,]  0.479716599 0.6820463 0.8418547 0.9514256 0.9990030</w:t>
-      </w:r>
-      <w:r>
-        <w:br/>
-      </w:r>
-      <w:r>
-        <w:rPr>
-          <w:rStyle w:val="VerbatimChar"/>
-        </w:rPr>
-        <w:t xml:space="preserve">## [4,]  0.676440120 0.8410200 0.9482401 0.9954698 0.9806942</w:t>
-      </w:r>
-      <w:r>
-        <w:br/>
-      </w:r>
-      <w:r>
-        <w:rPr>
-          <w:rStyle w:val="VerbatimChar"/>
-        </w:rPr>
-        <w:t xml:space="preserve">## [5,]  0.840725541 0.9524130 0.9962450 0.9839958 0.9093547</w:t>
-      </w:r>
-      <w:r>
-        <w:br/>
-      </w:r>
-      <w:r>
-        <w:rPr>
-          <w:rStyle w:val="VerbatimChar"/>
-        </w:rPr>
-        <w:t xml:space="preserve">## [6,]  0.948344409 0.9986712 0.9833952 0.9076754 0.7799203</w:t>
+        <w:t xml:space="preserve">## [1,] -0.005203404 0.2473535 0.4790327 0.6826239 0.8482156</w:t>
+      </w:r>
+      <w:r>
+        <w:br/>
+      </w:r>
+      <w:r>
+        <w:rPr>
+          <w:rStyle w:val="VerbatimChar"/>
+        </w:rPr>
+        <w:t xml:space="preserve">## [2,]  0.250936091 0.4742459 0.6821139 0.8401489 0.9492563</w:t>
+      </w:r>
+      <w:r>
+        <w:br/>
+      </w:r>
+      <w:r>
+        <w:rPr>
+          <w:rStyle w:val="VerbatimChar"/>
+        </w:rPr>
+        <w:t xml:space="preserve">## [3,]  0.480692089 0.6822458 0.8398907 0.9520962 1.0000548</w:t>
+      </w:r>
+      <w:r>
+        <w:br/>
+      </w:r>
+      <w:r>
+        <w:rPr>
+          <w:rStyle w:val="VerbatimChar"/>
+        </w:rPr>
+        <w:t xml:space="preserve">## [4,]  0.680117369 0.8410839 0.9436445 0.9989656 0.9836261</w:t>
+      </w:r>
+      <w:r>
+        <w:br/>
+      </w:r>
+      <w:r>
+        <w:rPr>
+          <w:rStyle w:val="VerbatimChar"/>
+        </w:rPr>
+        <w:t xml:space="preserve">## [5,]  0.841756582 0.9503121 0.9930787 0.9839690 0.9079980</w:t>
+      </w:r>
+      <w:r>
+        <w:br/>
+      </w:r>
+      <w:r>
+        <w:rPr>
+          <w:rStyle w:val="VerbatimChar"/>
+        </w:rPr>
+        <w:t xml:space="preserve">## [6,]  0.949204981 0.9987105 0.9862344 0.9063722 0.7788892</w:t>
       </w:r>
     </w:p>
     <w:p>
@@ -1223,52 +1223,52 @@
         <w:rPr>
           <w:rStyle w:val="VerbatimChar"/>
         </w:rPr>
-        <w:t xml:space="preserve">##           [,1]      [,2]        [,3]        [,4]       [,5]</w:t>
-      </w:r>
-      <w:r>
-        <w:br/>
-      </w:r>
-      <w:r>
-        <w:rPr>
-          <w:rStyle w:val="VerbatimChar"/>
-        </w:rPr>
-        <w:t xml:space="preserve">## [1,] 0.9908996 0.9178619  0.80005574  0.62588787  0.4105306</w:t>
-      </w:r>
-      <w:r>
-        <w:br/>
-      </w:r>
-      <w:r>
-        <w:rPr>
-          <w:rStyle w:val="VerbatimChar"/>
-        </w:rPr>
-        <w:t xml:space="preserve">## [2,] 0.9267555 0.7997106  0.62643284  0.41398188  0.1795743</w:t>
-      </w:r>
-      <w:r>
-        <w:br/>
-      </w:r>
-      <w:r>
-        <w:rPr>
-          <w:rStyle w:val="VerbatimChar"/>
-        </w:rPr>
-        <w:t xml:space="preserve">## [3,] 0.8070138 0.6036303  0.27626866  0.02636643 -0.2660273</w:t>
-      </w:r>
-      <w:r>
-        <w:br/>
-      </w:r>
-      <w:r>
-        <w:rPr>
-          <w:rStyle w:val="VerbatimChar"/>
-        </w:rPr>
-        <w:t xml:space="preserve">## [4,] 0.5919784 0.3651490  0.08092195 -0.16928783 -0.4304583</w:t>
-      </w:r>
-      <w:r>
-        <w:br/>
-      </w:r>
-      <w:r>
-        <w:rPr>
-          <w:rStyle w:val="VerbatimChar"/>
-        </w:rPr>
-        <w:t xml:space="preserve">## [5,] 0.2957936 0.0527365 -0.19960047 -0.44253239 -0.6806675</w:t>
+        <w:t xml:space="preserve">##           [,1]       [,2]        [,3]        [,4]       [,5]</w:t>
+      </w:r>
+      <w:r>
+        <w:br/>
+      </w:r>
+      <w:r>
+        <w:rPr>
+          <w:rStyle w:val="VerbatimChar"/>
+        </w:rPr>
+        <w:t xml:space="preserve">## [1,] 0.9922522 0.91943848  0.80203921  0.62542814  0.4061855</w:t>
+      </w:r>
+      <w:r>
+        <w:br/>
+      </w:r>
+      <w:r>
+        <w:rPr>
+          <w:rStyle w:val="VerbatimChar"/>
+        </w:rPr>
+        <w:t xml:space="preserve">## [2,] 0.9297714 0.79999822  0.62185639  0.41610843  0.1818268</w:t>
+      </w:r>
+      <w:r>
+        <w:br/>
+      </w:r>
+      <w:r>
+        <w:rPr>
+          <w:rStyle w:val="VerbatimChar"/>
+        </w:rPr>
+        <w:t xml:space="preserve">## [3,] 0.8069923 0.59958875  0.27481514  0.03070025 -0.2625161</w:t>
+      </w:r>
+      <w:r>
+        <w:br/>
+      </w:r>
+      <w:r>
+        <w:rPr>
+          <w:rStyle w:val="VerbatimChar"/>
+        </w:rPr>
+        <w:t xml:space="preserve">## [4,] 0.5963997 0.37006938  0.08395662 -0.15970750 -0.4196056</w:t>
+      </w:r>
+      <w:r>
+        <w:br/>
+      </w:r>
+      <w:r>
+        <w:rPr>
+          <w:rStyle w:val="VerbatimChar"/>
+        </w:rPr>
+        <w:t xml:space="preserve">## [5,] 0.2965870 0.05305269 -0.20295703 -0.44500840 -0.6814843</w:t>
       </w:r>
     </w:p>
     <w:p>

--- a/examples/timeseries/doc/ts_encode-decode.docx
+++ b/examples/timeseries/doc/ts_encode-decode.docx
@@ -1012,52 +1012,52 @@
         <w:rPr>
           <w:rStyle w:val="VerbatimChar"/>
         </w:rPr>
-        <w:t xml:space="preserve">## [1,] -0.005203404 0.2473535 0.4790327 0.6826239 0.8482156</w:t>
-      </w:r>
-      <w:r>
-        <w:br/>
-      </w:r>
-      <w:r>
-        <w:rPr>
-          <w:rStyle w:val="VerbatimChar"/>
-        </w:rPr>
-        <w:t xml:space="preserve">## [2,]  0.250936091 0.4742459 0.6821139 0.8401489 0.9492563</w:t>
-      </w:r>
-      <w:r>
-        <w:br/>
-      </w:r>
-      <w:r>
-        <w:rPr>
-          <w:rStyle w:val="VerbatimChar"/>
-        </w:rPr>
-        <w:t xml:space="preserve">## [3,]  0.480692089 0.6822458 0.8398907 0.9520962 1.0000548</w:t>
-      </w:r>
-      <w:r>
-        <w:br/>
-      </w:r>
-      <w:r>
-        <w:rPr>
-          <w:rStyle w:val="VerbatimChar"/>
-        </w:rPr>
-        <w:t xml:space="preserve">## [4,]  0.680117369 0.8410839 0.9436445 0.9989656 0.9836261</w:t>
-      </w:r>
-      <w:r>
-        <w:br/>
-      </w:r>
-      <w:r>
-        <w:rPr>
-          <w:rStyle w:val="VerbatimChar"/>
-        </w:rPr>
-        <w:t xml:space="preserve">## [5,]  0.841756582 0.9503121 0.9930787 0.9839690 0.9079980</w:t>
-      </w:r>
-      <w:r>
-        <w:br/>
-      </w:r>
-      <w:r>
-        <w:rPr>
-          <w:rStyle w:val="VerbatimChar"/>
-        </w:rPr>
-        <w:t xml:space="preserve">## [6,]  0.949204981 0.9987105 0.9862344 0.9063722 0.7788892</w:t>
+        <w:t xml:space="preserve">## [1,] -0.002826238 0.2491408 0.4791955 0.6835257 0.8494375</w:t>
+      </w:r>
+      <w:r>
+        <w:br/>
+      </w:r>
+      <w:r>
+        <w:rPr>
+          <w:rStyle w:val="VerbatimChar"/>
+        </w:rPr>
+        <w:t xml:space="preserve">## [2,]  0.248614609 0.4745226 0.6837776 0.8412183 0.9493262</w:t>
+      </w:r>
+      <w:r>
+        <w:br/>
+      </w:r>
+      <w:r>
+        <w:rPr>
+          <w:rStyle w:val="VerbatimChar"/>
+        </w:rPr>
+        <w:t xml:space="preserve">## [3,]  0.481370211 0.6839434 0.8419320 0.9509146 0.9990895</w:t>
+      </w:r>
+      <w:r>
+        <w:br/>
+      </w:r>
+      <w:r>
+        <w:rPr>
+          <w:rStyle w:val="VerbatimChar"/>
+        </w:rPr>
+        <w:t xml:space="preserve">## [4,]  0.680187225 0.8418621 0.9452064 0.9973721 0.9832446</w:t>
+      </w:r>
+      <w:r>
+        <w:br/>
+      </w:r>
+      <w:r>
+        <w:rPr>
+          <w:rStyle w:val="VerbatimChar"/>
+        </w:rPr>
+        <w:t xml:space="preserve">## [5,]  0.840891182 0.9509696 0.9955802 0.9836369 0.9097524</w:t>
+      </w:r>
+      <w:r>
+        <w:br/>
+      </w:r>
+      <w:r>
+        <w:rPr>
+          <w:rStyle w:val="VerbatimChar"/>
+        </w:rPr>
+        <w:t xml:space="preserve">## [6,]  0.947769165 0.9984746 0.9870641 0.9063190 0.7784014</w:t>
       </w:r>
     </w:p>
     <w:p>
@@ -1232,43 +1232,43 @@
         <w:rPr>
           <w:rStyle w:val="VerbatimChar"/>
         </w:rPr>
-        <w:t xml:space="preserve">## [1,] 0.9922522 0.91943848  0.80203921  0.62542814  0.4061855</w:t>
-      </w:r>
-      <w:r>
-        <w:br/>
-      </w:r>
-      <w:r>
-        <w:rPr>
-          <w:rStyle w:val="VerbatimChar"/>
-        </w:rPr>
-        <w:t xml:space="preserve">## [2,] 0.9297714 0.79999822  0.62185639  0.41610843  0.1818268</w:t>
-      </w:r>
-      <w:r>
-        <w:br/>
-      </w:r>
-      <w:r>
-        <w:rPr>
-          <w:rStyle w:val="VerbatimChar"/>
-        </w:rPr>
-        <w:t xml:space="preserve">## [3,] 0.8069923 0.59958875  0.27481514  0.03070025 -0.2625161</w:t>
-      </w:r>
-      <w:r>
-        <w:br/>
-      </w:r>
-      <w:r>
-        <w:rPr>
-          <w:rStyle w:val="VerbatimChar"/>
-        </w:rPr>
-        <w:t xml:space="preserve">## [4,] 0.5963997 0.37006938  0.08395662 -0.15970750 -0.4196056</w:t>
-      </w:r>
-      <w:r>
-        <w:br/>
-      </w:r>
-      <w:r>
-        <w:rPr>
-          <w:rStyle w:val="VerbatimChar"/>
-        </w:rPr>
-        <w:t xml:space="preserve">## [5,] 0.2965870 0.05305269 -0.20295703 -0.44500840 -0.6814843</w:t>
+        <w:t xml:space="preserve">## [1,] 0.9874080 0.92265940  0.80252928  0.62465471  0.4071301</w:t>
+      </w:r>
+      <w:r>
+        <w:br/>
+      </w:r>
+      <w:r>
+        <w:rPr>
+          <w:rStyle w:val="VerbatimChar"/>
+        </w:rPr>
+        <w:t xml:space="preserve">## [2,] 0.9278165 0.80000567  0.62470776  0.41444528  0.1786635</w:t>
+      </w:r>
+      <w:r>
+        <w:br/>
+      </w:r>
+      <w:r>
+        <w:rPr>
+          <w:rStyle w:val="VerbatimChar"/>
+        </w:rPr>
+        <w:t xml:space="preserve">## [3,] 0.8089303 0.60214281  0.27718022  0.03116385 -0.2629343</w:t>
+      </w:r>
+      <w:r>
+        <w:br/>
+      </w:r>
+      <w:r>
+        <w:rPr>
+          <w:rStyle w:val="VerbatimChar"/>
+        </w:rPr>
+        <w:t xml:space="preserve">## [4,] 0.6012402 0.37372825  0.08602798 -0.16140160 -0.4211245</w:t>
+      </w:r>
+      <w:r>
+        <w:br/>
+      </w:r>
+      <w:r>
+        <w:rPr>
+          <w:rStyle w:val="VerbatimChar"/>
+        </w:rPr>
+        <w:t xml:space="preserve">## [5,] 0.2969124 0.05186858 -0.20325902 -0.44663033 -0.6836461</w:t>
       </w:r>
     </w:p>
     <w:p>

--- a/examples/timeseries/doc/ts_encode-decode.docx
+++ b/examples/timeseries/doc/ts_encode-decode.docx
@@ -1012,52 +1012,52 @@
         <w:rPr>
           <w:rStyle w:val="VerbatimChar"/>
         </w:rPr>
-        <w:t xml:space="preserve">## [1,] -0.002826238 0.2491408 0.4791955 0.6835257 0.8494375</w:t>
-      </w:r>
-      <w:r>
-        <w:br/>
-      </w:r>
-      <w:r>
-        <w:rPr>
-          <w:rStyle w:val="VerbatimChar"/>
-        </w:rPr>
-        <w:t xml:space="preserve">## [2,]  0.248614609 0.4745226 0.6837776 0.8412183 0.9493262</w:t>
-      </w:r>
-      <w:r>
-        <w:br/>
-      </w:r>
-      <w:r>
-        <w:rPr>
-          <w:rStyle w:val="VerbatimChar"/>
-        </w:rPr>
-        <w:t xml:space="preserve">## [3,]  0.481370211 0.6839434 0.8419320 0.9509146 0.9990895</w:t>
-      </w:r>
-      <w:r>
-        <w:br/>
-      </w:r>
-      <w:r>
-        <w:rPr>
-          <w:rStyle w:val="VerbatimChar"/>
-        </w:rPr>
-        <w:t xml:space="preserve">## [4,]  0.680187225 0.8418621 0.9452064 0.9973721 0.9832446</w:t>
-      </w:r>
-      <w:r>
-        <w:br/>
-      </w:r>
-      <w:r>
-        <w:rPr>
-          <w:rStyle w:val="VerbatimChar"/>
-        </w:rPr>
-        <w:t xml:space="preserve">## [5,]  0.840891182 0.9509696 0.9955802 0.9836369 0.9097524</w:t>
-      </w:r>
-      <w:r>
-        <w:br/>
-      </w:r>
-      <w:r>
-        <w:rPr>
-          <w:rStyle w:val="VerbatimChar"/>
-        </w:rPr>
-        <w:t xml:space="preserve">## [6,]  0.947769165 0.9984746 0.9870641 0.9063190 0.7784014</w:t>
+        <w:t xml:space="preserve">## [1,] -0.004600735 0.2451649 0.4810238 0.6822928 0.8513859</w:t>
+      </w:r>
+      <w:r>
+        <w:br/>
+      </w:r>
+      <w:r>
+        <w:rPr>
+          <w:rStyle w:val="VerbatimChar"/>
+        </w:rPr>
+        <w:t xml:space="preserve">## [2,]  0.253273040 0.4732761 0.6820452 0.8433637 0.9482179</w:t>
+      </w:r>
+      <w:r>
+        <w:br/>
+      </w:r>
+      <w:r>
+        <w:rPr>
+          <w:rStyle w:val="VerbatimChar"/>
+        </w:rPr>
+        <w:t xml:space="preserve">## [3,]  0.480213970 0.6821242 0.8390597 0.9523437 1.0003663</w:t>
+      </w:r>
+      <w:r>
+        <w:br/>
+      </w:r>
+      <w:r>
+        <w:rPr>
+          <w:rStyle w:val="VerbatimChar"/>
+        </w:rPr>
+        <w:t xml:space="preserve">## [4,]  0.678316593 0.8416294 0.9440794 0.9957059 0.9825280</w:t>
+      </w:r>
+      <w:r>
+        <w:br/>
+      </w:r>
+      <w:r>
+        <w:rPr>
+          <w:rStyle w:val="VerbatimChar"/>
+        </w:rPr>
+        <w:t xml:space="preserve">## [5,]  0.841016054 0.9540377 0.9980782 0.9842883 0.9122232</w:t>
+      </w:r>
+      <w:r>
+        <w:br/>
+      </w:r>
+      <w:r>
+        <w:rPr>
+          <w:rStyle w:val="VerbatimChar"/>
+        </w:rPr>
+        <w:t xml:space="preserve">## [6,]  0.947512925 0.9984443 0.9905462 0.9065798 0.7783383</w:t>
       </w:r>
     </w:p>
     <w:p>
@@ -1232,43 +1232,43 @@
         <w:rPr>
           <w:rStyle w:val="VerbatimChar"/>
         </w:rPr>
-        <w:t xml:space="preserve">## [1,] 0.9874080 0.92265940  0.80252928  0.62465471  0.4071301</w:t>
-      </w:r>
-      <w:r>
-        <w:br/>
-      </w:r>
-      <w:r>
-        <w:rPr>
-          <w:rStyle w:val="VerbatimChar"/>
-        </w:rPr>
-        <w:t xml:space="preserve">## [2,] 0.9278165 0.80000567  0.62470776  0.41444528  0.1786635</w:t>
-      </w:r>
-      <w:r>
-        <w:br/>
-      </w:r>
-      <w:r>
-        <w:rPr>
-          <w:rStyle w:val="VerbatimChar"/>
-        </w:rPr>
-        <w:t xml:space="preserve">## [3,] 0.8089303 0.60214281  0.27718022  0.03116385 -0.2629343</w:t>
-      </w:r>
-      <w:r>
-        <w:br/>
-      </w:r>
-      <w:r>
-        <w:rPr>
-          <w:rStyle w:val="VerbatimChar"/>
-        </w:rPr>
-        <w:t xml:space="preserve">## [4,] 0.6012402 0.37372825  0.08602798 -0.16140160 -0.4211245</w:t>
-      </w:r>
-      <w:r>
-        <w:br/>
-      </w:r>
-      <w:r>
-        <w:rPr>
-          <w:rStyle w:val="VerbatimChar"/>
-        </w:rPr>
-        <w:t xml:space="preserve">## [5,] 0.2969124 0.05186858 -0.20325902 -0.44663033 -0.6836461</w:t>
+        <w:t xml:space="preserve">## [1,] 0.9887280 0.91510898  0.79853594  0.62411797  0.4138742</w:t>
+      </w:r>
+      <w:r>
+        <w:br/>
+      </w:r>
+      <w:r>
+        <w:rPr>
+          <w:rStyle w:val="VerbatimChar"/>
+        </w:rPr>
+        <w:t xml:space="preserve">## [2,] 0.9295238 0.79822600  0.61965823  0.41592729  0.1767246</w:t>
+      </w:r>
+      <w:r>
+        <w:br/>
+      </w:r>
+      <w:r>
+        <w:rPr>
+          <w:rStyle w:val="VerbatimChar"/>
+        </w:rPr>
+        <w:t xml:space="preserve">## [3,] 0.8019040 0.60320497  0.28898096  0.01792629 -0.2593442</w:t>
+      </w:r>
+      <w:r>
+        <w:br/>
+      </w:r>
+      <w:r>
+        <w:rPr>
+          <w:rStyle w:val="VerbatimChar"/>
+        </w:rPr>
+        <w:t xml:space="preserve">## [4,] 0.5956036 0.36795911  0.08328498 -0.17242129 -0.4320339</w:t>
+      </w:r>
+      <w:r>
+        <w:br/>
+      </w:r>
+      <w:r>
+        <w:rPr>
+          <w:rStyle w:val="VerbatimChar"/>
+        </w:rPr>
+        <w:t xml:space="preserve">## [5,] 0.2914597 0.05133926 -0.19751053 -0.44111037 -0.6781874</w:t>
       </w:r>
     </w:p>
     <w:p>

--- a/examples/timeseries/doc/ts_encode-decode.docx
+++ b/examples/timeseries/doc/ts_encode-decode.docx
@@ -1012,52 +1012,52 @@
         <w:rPr>
           <w:rStyle w:val="VerbatimChar"/>
         </w:rPr>
-        <w:t xml:space="preserve">## [1,] -0.004600735 0.2451649 0.4810238 0.6822928 0.8513859</w:t>
-      </w:r>
-      <w:r>
-        <w:br/>
-      </w:r>
-      <w:r>
-        <w:rPr>
-          <w:rStyle w:val="VerbatimChar"/>
-        </w:rPr>
-        <w:t xml:space="preserve">## [2,]  0.253273040 0.4732761 0.6820452 0.8433637 0.9482179</w:t>
-      </w:r>
-      <w:r>
-        <w:br/>
-      </w:r>
-      <w:r>
-        <w:rPr>
-          <w:rStyle w:val="VerbatimChar"/>
-        </w:rPr>
-        <w:t xml:space="preserve">## [3,]  0.480213970 0.6821242 0.8390597 0.9523437 1.0003663</w:t>
-      </w:r>
-      <w:r>
-        <w:br/>
-      </w:r>
-      <w:r>
-        <w:rPr>
-          <w:rStyle w:val="VerbatimChar"/>
-        </w:rPr>
-        <w:t xml:space="preserve">## [4,]  0.678316593 0.8416294 0.9440794 0.9957059 0.9825280</w:t>
-      </w:r>
-      <w:r>
-        <w:br/>
-      </w:r>
-      <w:r>
-        <w:rPr>
-          <w:rStyle w:val="VerbatimChar"/>
-        </w:rPr>
-        <w:t xml:space="preserve">## [5,]  0.841016054 0.9540377 0.9980782 0.9842883 0.9122232</w:t>
-      </w:r>
-      <w:r>
-        <w:br/>
-      </w:r>
-      <w:r>
-        <w:rPr>
-          <w:rStyle w:val="VerbatimChar"/>
-        </w:rPr>
-        <w:t xml:space="preserve">## [6,]  0.947512925 0.9984443 0.9905462 0.9065798 0.7783383</w:t>
+        <w:t xml:space="preserve">## [1,] -0.003147749 0.2438530 0.4766757 0.6827359 0.8485647</w:t>
+      </w:r>
+      <w:r>
+        <w:br/>
+      </w:r>
+      <w:r>
+        <w:rPr>
+          <w:rStyle w:val="VerbatimChar"/>
+        </w:rPr>
+        <w:t xml:space="preserve">## [2,]  0.253010899 0.4744157 0.6806893 0.8428535 0.9506094</w:t>
+      </w:r>
+      <w:r>
+        <w:br/>
+      </w:r>
+      <w:r>
+        <w:rPr>
+          <w:rStyle w:val="VerbatimChar"/>
+        </w:rPr>
+        <w:t xml:space="preserve">## [3,]  0.480759889 0.6819968 0.8423231 0.9518927 0.9987611</w:t>
+      </w:r>
+      <w:r>
+        <w:br/>
+      </w:r>
+      <w:r>
+        <w:rPr>
+          <w:rStyle w:val="VerbatimChar"/>
+        </w:rPr>
+        <w:t xml:space="preserve">## [4,]  0.675888658 0.8407098 0.9497361 0.9962094 0.9806154</w:t>
+      </w:r>
+      <w:r>
+        <w:br/>
+      </w:r>
+      <w:r>
+        <w:rPr>
+          <w:rStyle w:val="VerbatimChar"/>
+        </w:rPr>
+        <w:t xml:space="preserve">## [5,]  0.842302382 0.9519177 0.9964803 0.9853423 0.9101071</w:t>
+      </w:r>
+      <w:r>
+        <w:br/>
+      </w:r>
+      <w:r>
+        <w:rPr>
+          <w:rStyle w:val="VerbatimChar"/>
+        </w:rPr>
+        <w:t xml:space="preserve">## [6,]  0.949384034 0.9969181 0.9846669 0.9085309 0.7801542</w:t>
       </w:r>
     </w:p>
     <w:p>
@@ -1232,43 +1232,43 @@
         <w:rPr>
           <w:rStyle w:val="VerbatimChar"/>
         </w:rPr>
-        <w:t xml:space="preserve">## [1,] 0.9887280 0.91510898  0.79853594  0.62411797  0.4138742</w:t>
-      </w:r>
-      <w:r>
-        <w:br/>
-      </w:r>
-      <w:r>
-        <w:rPr>
-          <w:rStyle w:val="VerbatimChar"/>
-        </w:rPr>
-        <w:t xml:space="preserve">## [2,] 0.9295238 0.79822600  0.61965823  0.41592729  0.1767246</w:t>
-      </w:r>
-      <w:r>
-        <w:br/>
-      </w:r>
-      <w:r>
-        <w:rPr>
-          <w:rStyle w:val="VerbatimChar"/>
-        </w:rPr>
-        <w:t xml:space="preserve">## [3,] 0.8019040 0.60320497  0.28898096  0.01792629 -0.2593442</w:t>
-      </w:r>
-      <w:r>
-        <w:br/>
-      </w:r>
-      <w:r>
-        <w:rPr>
-          <w:rStyle w:val="VerbatimChar"/>
-        </w:rPr>
-        <w:t xml:space="preserve">## [4,] 0.5956036 0.36795911  0.08328498 -0.17242129 -0.4320339</w:t>
-      </w:r>
-      <w:r>
-        <w:br/>
-      </w:r>
-      <w:r>
-        <w:rPr>
-          <w:rStyle w:val="VerbatimChar"/>
-        </w:rPr>
-        <w:t xml:space="preserve">## [5,] 0.2914597 0.05133926 -0.19751053 -0.44111037 -0.6781874</w:t>
+        <w:t xml:space="preserve">## [1,] 0.9887747 0.91744339  0.79856247  0.62575716  0.4137391</w:t>
+      </w:r>
+      <w:r>
+        <w:br/>
+      </w:r>
+      <w:r>
+        <w:rPr>
+          <w:rStyle w:val="VerbatimChar"/>
+        </w:rPr>
+        <w:t xml:space="preserve">## [2,] 0.9261525 0.80115247  0.62708056  0.41113776  0.1778828</w:t>
+      </w:r>
+      <w:r>
+        <w:br/>
+      </w:r>
+      <w:r>
+        <w:rPr>
+          <w:rStyle w:val="VerbatimChar"/>
+        </w:rPr>
+        <w:t xml:space="preserve">## [3,] 0.8077192 0.60529351  0.28023413  0.02771618 -0.2657366</w:t>
+      </w:r>
+      <w:r>
+        <w:br/>
+      </w:r>
+      <w:r>
+        <w:rPr>
+          <w:rStyle w:val="VerbatimChar"/>
+        </w:rPr>
+        <w:t xml:space="preserve">## [4,] 0.5934924 0.36445090  0.08293222 -0.16901647 -0.4324300</w:t>
+      </w:r>
+      <w:r>
+        <w:br/>
+      </w:r>
+      <w:r>
+        <w:rPr>
+          <w:rStyle w:val="VerbatimChar"/>
+        </w:rPr>
+        <w:t xml:space="preserve">## [5,] 0.2927149 0.05271587 -0.19871324 -0.43914527 -0.6805581</w:t>
       </w:r>
     </w:p>
     <w:p>

--- a/examples/timeseries/doc/ts_encode-decode.docx
+++ b/examples/timeseries/doc/ts_encode-decode.docx
@@ -2,7 +2,7 @@
 <file path=word/document.xml><?xml version="1.0" encoding="utf-8"?>
 <w:document xmlns:w="http://schemas.openxmlformats.org/wordprocessingml/2006/main" xmlns:m="http://schemas.openxmlformats.org/officeDocument/2006/math" xmlns:r="http://schemas.openxmlformats.org/officeDocument/2006/relationships" xmlns:o="urn:schemas-microsoft-com:office:office" xmlns:v="urn:schemas-microsoft-com:vml" xmlns:w10="urn:schemas-microsoft-com:office:word" xmlns:a="http://schemas.openxmlformats.org/drawingml/2006/main" xmlns:pic="http://schemas.openxmlformats.org/drawingml/2006/picture" xmlns:wp="http://schemas.openxmlformats.org/drawingml/2006/wordprocessingDrawing">
   <w:body>
-    <w:bookmarkStart w:id="23" w:name="X7d30c3bad04cb8619a9045f09b2dd58fda6d3b0"/>
+    <w:bookmarkStart w:id="12" w:name="X7d30c3bad04cb8619a9045f09b2dd58fda6d3b0"/>
     <w:p>
       <w:pPr>
         <w:pStyle w:val="Heading2"/>
@@ -518,18 +518,18 @@
           <wp:inline>
             <wp:extent cx="4620126" cy="3696101"/>
             <wp:effectExtent b="0" l="0" r="0" t="0"/>
-            <wp:docPr descr="" title="" id="21" name="Picture"/>
+            <wp:docPr descr="" title="" id="10" name="Picture"/>
             <a:graphic>
               <a:graphicData uri="http://schemas.openxmlformats.org/drawingml/2006/picture">
                 <pic:pic>
                   <pic:nvPicPr>
-                    <pic:cNvPr descr="/home/gpca/daltoolboxdp/examples/timeseries/doc/ts_encode-decode_files/figure-docx/unnamed-chunk-4-1.png" id="22" name="Picture"/>
+                    <pic:cNvPr descr="C:\Git\dal\daltoolboxdp\examples\timeseries\doc\ts_encode-decode_files/996437f0ef4b02187e64e6ca63b35260bd82ffa1.png" id="11" name="Picture"/>
                     <pic:cNvPicPr>
                       <a:picLocks noChangeArrowheads="1" noChangeAspect="1"/>
                     </pic:cNvPicPr>
                   </pic:nvPicPr>
                   <pic:blipFill>
-                    <a:blip r:embed="rId20"/>
+                    <a:blip r:embed="rId9"/>
                     <a:stretch>
                       <a:fillRect/>
                     </a:stretch>
@@ -1003,61 +1003,61 @@
         <w:rPr>
           <w:rStyle w:val="VerbatimChar"/>
         </w:rPr>
-        <w:t xml:space="preserve">##              [,1]      [,2]      [,3]      [,4]      [,5]</w:t>
-      </w:r>
-      <w:r>
-        <w:br/>
-      </w:r>
-      <w:r>
-        <w:rPr>
-          <w:rStyle w:val="VerbatimChar"/>
-        </w:rPr>
-        <w:t xml:space="preserve">## [1,] -0.003147749 0.2438530 0.4766757 0.6827359 0.8485647</w:t>
-      </w:r>
-      <w:r>
-        <w:br/>
-      </w:r>
-      <w:r>
-        <w:rPr>
-          <w:rStyle w:val="VerbatimChar"/>
-        </w:rPr>
-        <w:t xml:space="preserve">## [2,]  0.253010899 0.4744157 0.6806893 0.8428535 0.9506094</w:t>
-      </w:r>
-      <w:r>
-        <w:br/>
-      </w:r>
-      <w:r>
-        <w:rPr>
-          <w:rStyle w:val="VerbatimChar"/>
-        </w:rPr>
-        <w:t xml:space="preserve">## [3,]  0.480759889 0.6819968 0.8423231 0.9518927 0.9987611</w:t>
-      </w:r>
-      <w:r>
-        <w:br/>
-      </w:r>
-      <w:r>
-        <w:rPr>
-          <w:rStyle w:val="VerbatimChar"/>
-        </w:rPr>
-        <w:t xml:space="preserve">## [4,]  0.675888658 0.8407098 0.9497361 0.9962094 0.9806154</w:t>
-      </w:r>
-      <w:r>
-        <w:br/>
-      </w:r>
-      <w:r>
-        <w:rPr>
-          <w:rStyle w:val="VerbatimChar"/>
-        </w:rPr>
-        <w:t xml:space="preserve">## [5,]  0.842302382 0.9519177 0.9964803 0.9853423 0.9101071</w:t>
-      </w:r>
-      <w:r>
-        <w:br/>
-      </w:r>
-      <w:r>
-        <w:rPr>
-          <w:rStyle w:val="VerbatimChar"/>
-        </w:rPr>
-        <w:t xml:space="preserve">## [6,]  0.949384034 0.9969181 0.9846669 0.9085309 0.7801542</w:t>
+        <w:t xml:space="preserve">##           [,1]      [,2]      [,3]      [,4]      [,5]</w:t>
+      </w:r>
+      <w:r>
+        <w:br/>
+      </w:r>
+      <w:r>
+        <w:rPr>
+          <w:rStyle w:val="VerbatimChar"/>
+        </w:rPr>
+        <w:t xml:space="preserve">## [1,] 0.1455790 0.2067537 0.4837324 0.6124044 0.7918054</w:t>
+      </w:r>
+      <w:r>
+        <w:br/>
+      </w:r>
+      <w:r>
+        <w:rPr>
+          <w:rStyle w:val="VerbatimChar"/>
+        </w:rPr>
+        <w:t xml:space="preserve">## [2,] 0.3384697 0.4648486 0.6651324 0.7562432 0.8588997</w:t>
+      </w:r>
+      <w:r>
+        <w:br/>
+      </w:r>
+      <w:r>
+        <w:rPr>
+          <w:rStyle w:val="VerbatimChar"/>
+        </w:rPr>
+        <w:t xml:space="preserve">## [3,] 0.5833995 0.7368667 0.8558433 0.8936231 0.9140979</w:t>
+      </w:r>
+      <w:r>
+        <w:br/>
+      </w:r>
+      <w:r>
+        <w:rPr>
+          <w:rStyle w:val="VerbatimChar"/>
+        </w:rPr>
+        <w:t xml:space="preserve">## [4,] 0.7488400 0.8771041 0.9530746 0.9735966 0.9108620</w:t>
+      </w:r>
+      <w:r>
+        <w:br/>
+      </w:r>
+      <w:r>
+        <w:rPr>
+          <w:rStyle w:val="VerbatimChar"/>
+        </w:rPr>
+        <w:t xml:space="preserve">## [5,] 0.8628445 0.9601920 0.9939444 0.9894448 0.8668625</w:t>
+      </w:r>
+      <w:r>
+        <w:br/>
+      </w:r>
+      <w:r>
+        <w:rPr>
+          <w:rStyle w:val="VerbatimChar"/>
+        </w:rPr>
+        <w:t xml:space="preserve">## [6,] 0.9204873 0.9940798 0.9889307 0.9411432 0.7737913</w:t>
       </w:r>
     </w:p>
     <w:p>
@@ -1223,52 +1223,52 @@
         <w:rPr>
           <w:rStyle w:val="VerbatimChar"/>
         </w:rPr>
-        <w:t xml:space="preserve">##           [,1]       [,2]        [,3]        [,4]       [,5]</w:t>
-      </w:r>
-      <w:r>
-        <w:br/>
-      </w:r>
-      <w:r>
-        <w:rPr>
-          <w:rStyle w:val="VerbatimChar"/>
-        </w:rPr>
-        <w:t xml:space="preserve">## [1,] 0.9887747 0.91744339  0.79856247  0.62575716  0.4137391</w:t>
-      </w:r>
-      <w:r>
-        <w:br/>
-      </w:r>
-      <w:r>
-        <w:rPr>
-          <w:rStyle w:val="VerbatimChar"/>
-        </w:rPr>
-        <w:t xml:space="preserve">## [2,] 0.9261525 0.80115247  0.62708056  0.41113776  0.1778828</w:t>
-      </w:r>
-      <w:r>
-        <w:br/>
-      </w:r>
-      <w:r>
-        <w:rPr>
-          <w:rStyle w:val="VerbatimChar"/>
-        </w:rPr>
-        <w:t xml:space="preserve">## [3,] 0.8077192 0.60529351  0.28023413  0.02771618 -0.2657366</w:t>
-      </w:r>
-      <w:r>
-        <w:br/>
-      </w:r>
-      <w:r>
-        <w:rPr>
-          <w:rStyle w:val="VerbatimChar"/>
-        </w:rPr>
-        <w:t xml:space="preserve">## [4,] 0.5934924 0.36445090  0.08293222 -0.16901647 -0.4324300</w:t>
-      </w:r>
-      <w:r>
-        <w:br/>
-      </w:r>
-      <w:r>
-        <w:rPr>
-          <w:rStyle w:val="VerbatimChar"/>
-        </w:rPr>
-        <w:t xml:space="preserve">## [5,] 0.2927149 0.05271587 -0.19871324 -0.43914527 -0.6805581</w:t>
+        <w:t xml:space="preserve">##           [,1]      [,2]        [,3]        [,4]       [,5]</w:t>
+      </w:r>
+      <w:r>
+        <w:br/>
+      </w:r>
+      <w:r>
+        <w:rPr>
+          <w:rStyle w:val="VerbatimChar"/>
+        </w:rPr>
+        <w:t xml:space="preserve">## [1,] 0.8460430 0.9050675  0.85460198  0.71379501  0.5285703</w:t>
+      </w:r>
+      <w:r>
+        <w:br/>
+      </w:r>
+      <w:r>
+        <w:rPr>
+          <w:rStyle w:val="VerbatimChar"/>
+        </w:rPr>
+        <w:t xml:space="preserve">## [2,] 0.7001781 0.7762555  0.69310826  0.50113076  0.3379453</w:t>
+      </w:r>
+      <w:r>
+        <w:br/>
+      </w:r>
+      <w:r>
+        <w:rPr>
+          <w:rStyle w:val="VerbatimChar"/>
+        </w:rPr>
+        <w:t xml:space="preserve">## [3,] 0.4788791 0.5316512  0.34382355  0.09020224 -0.1226123</w:t>
+      </w:r>
+      <w:r>
+        <w:br/>
+      </w:r>
+      <w:r>
+        <w:rPr>
+          <w:rStyle w:val="VerbatimChar"/>
+        </w:rPr>
+        <w:t xml:space="preserve">## [4,] 0.3287404 0.3152311  0.06244178 -0.12724948 -0.2817023</w:t>
+      </w:r>
+      <w:r>
+        <w:br/>
+      </w:r>
+      <w:r>
+        <w:rPr>
+          <w:rStyle w:val="VerbatimChar"/>
+        </w:rPr>
+        <w:t xml:space="preserve">## [5,] 0.1952923 0.1342442 -0.15960519 -0.28317776 -0.4198894</w:t>
       </w:r>
     </w:p>
     <w:p>
@@ -1285,7 +1285,7 @@
         <w:t xml:space="preserve">- Goodfellow, I., Bengio, Y., &amp; Courville, A. (2016). Deep Learning. MIT Press. (Chapter on Autoencoders)</w:t>
       </w:r>
     </w:p>
-    <w:bookmarkEnd w:id="23"/>
+    <w:bookmarkEnd w:id="12"/>
     <w:sectPr>
       <w:footnotePr>
         <w:numRestart w:val="eachSect"/>
@@ -1407,10 +1407,10 @@
   <w:docDefaults>
     <w:rPrDefault>
       <w:rPr>
-        <w:rFonts w:asciiTheme="minorHAnsi" w:cstheme="minorBidi" w:eastAsiaTheme="minorHAnsi" w:hAnsiTheme="minorHAnsi"/>
+        <w:rFonts w:asciiTheme="minorHAnsi" w:cstheme="minorBidi" w:eastAsiaTheme="minorEastAsia" w:hAnsiTheme="minorHAnsi"/>
         <w:sz w:val="24"/>
         <w:szCs w:val="24"/>
-        <w:lang w:bidi="ar-SA" w:eastAsia="en-US" w:val="en-US"/>
+        <w:lang w:bidi="ar-SA" w:eastAsia="zh-CN" w:val="en-US"/>
       </w:rPr>
     </w:rPrDefault>
     <w:pPrDefault>
@@ -1951,13 +1951,6 @@
       </w:tblCellMar>
     </w:tblPr>
     <w:tblStylePr w:type="firstRow">
-      <w:tblPr>
-        <w:jc w:val="left"/>
-        <w:tblInd w:type="dxa" w:w="0"/>
-      </w:tblPr>
-      <w:trPr>
-        <w:jc w:val="left"/>
-      </w:trPr>
       <w:tcPr>
         <w:tcBorders>
           <w:bottom w:val="single"/>

--- a/examples/timeseries/doc/ts_encode-decode.docx
+++ b/examples/timeseries/doc/ts_encode-decode.docx
@@ -1012,52 +1012,52 @@
         <w:rPr>
           <w:rStyle w:val="VerbatimChar"/>
         </w:rPr>
-        <w:t xml:space="preserve">## [1,] 0.1455790 0.2067537 0.4837324 0.6124044 0.7918054</w:t>
-      </w:r>
-      <w:r>
-        <w:br/>
-      </w:r>
-      <w:r>
-        <w:rPr>
-          <w:rStyle w:val="VerbatimChar"/>
-        </w:rPr>
-        <w:t xml:space="preserve">## [2,] 0.3384697 0.4648486 0.6651324 0.7562432 0.8588997</w:t>
-      </w:r>
-      <w:r>
-        <w:br/>
-      </w:r>
-      <w:r>
-        <w:rPr>
-          <w:rStyle w:val="VerbatimChar"/>
-        </w:rPr>
-        <w:t xml:space="preserve">## [3,] 0.5833995 0.7368667 0.8558433 0.8936231 0.9140979</w:t>
-      </w:r>
-      <w:r>
-        <w:br/>
-      </w:r>
-      <w:r>
-        <w:rPr>
-          <w:rStyle w:val="VerbatimChar"/>
-        </w:rPr>
-        <w:t xml:space="preserve">## [4,] 0.7488400 0.8771041 0.9530746 0.9735966 0.9108620</w:t>
-      </w:r>
-      <w:r>
-        <w:br/>
-      </w:r>
-      <w:r>
-        <w:rPr>
-          <w:rStyle w:val="VerbatimChar"/>
-        </w:rPr>
-        <w:t xml:space="preserve">## [5,] 0.8628445 0.9601920 0.9939444 0.9894448 0.8668625</w:t>
-      </w:r>
-      <w:r>
-        <w:br/>
-      </w:r>
-      <w:r>
-        <w:rPr>
-          <w:rStyle w:val="VerbatimChar"/>
-        </w:rPr>
-        <w:t xml:space="preserve">## [6,] 0.9204873 0.9940798 0.9889307 0.9411432 0.7737913</w:t>
+        <w:t xml:space="preserve">## [1,] 0.1384313 0.3237551 0.4794721 0.6801789 0.7484931</w:t>
+      </w:r>
+      <w:r>
+        <w:br/>
+      </w:r>
+      <w:r>
+        <w:rPr>
+          <w:rStyle w:val="VerbatimChar"/>
+        </w:rPr>
+        <w:t xml:space="preserve">## [2,] 0.3034692 0.4771605 0.6257209 0.7744519 0.8076903</w:t>
+      </w:r>
+      <w:r>
+        <w:br/>
+      </w:r>
+      <w:r>
+        <w:rPr>
+          <w:rStyle w:val="VerbatimChar"/>
+        </w:rPr>
+        <w:t xml:space="preserve">## [3,] 0.5118471 0.6820119 0.7969884 0.8779535 0.8496023</w:t>
+      </w:r>
+      <w:r>
+        <w:br/>
+      </w:r>
+      <w:r>
+        <w:rPr>
+          <w:rStyle w:val="VerbatimChar"/>
+        </w:rPr>
+        <w:t xml:space="preserve">## [4,] 0.7327246 0.8457048 0.9112816 0.9331555 0.8571754</w:t>
+      </w:r>
+      <w:r>
+        <w:br/>
+      </w:r>
+      <w:r>
+        <w:rPr>
+          <w:rStyle w:val="VerbatimChar"/>
+        </w:rPr>
+        <w:t xml:space="preserve">## [5,] 0.8900059 0.9518926 0.9748541 0.9433414 0.8289360</w:t>
+      </w:r>
+      <w:r>
+        <w:br/>
+      </w:r>
+      <w:r>
+        <w:rPr>
+          <w:rStyle w:val="VerbatimChar"/>
+        </w:rPr>
+        <w:t xml:space="preserve">## [6,] 0.9615482 0.9855673 0.9794773 0.9074199 0.7692553</w:t>
       </w:r>
     </w:p>
     <w:p>
@@ -1223,52 +1223,52 @@
         <w:rPr>
           <w:rStyle w:val="VerbatimChar"/>
         </w:rPr>
-        <w:t xml:space="preserve">##           [,1]      [,2]        [,3]        [,4]       [,5]</w:t>
-      </w:r>
-      <w:r>
-        <w:br/>
-      </w:r>
-      <w:r>
-        <w:rPr>
-          <w:rStyle w:val="VerbatimChar"/>
-        </w:rPr>
-        <w:t xml:space="preserve">## [1,] 0.8460430 0.9050675  0.85460198  0.71379501  0.5285703</w:t>
-      </w:r>
-      <w:r>
-        <w:br/>
-      </w:r>
-      <w:r>
-        <w:rPr>
-          <w:rStyle w:val="VerbatimChar"/>
-        </w:rPr>
-        <w:t xml:space="preserve">## [2,] 0.7001781 0.7762555  0.69310826  0.50113076  0.3379453</w:t>
-      </w:r>
-      <w:r>
-        <w:br/>
-      </w:r>
-      <w:r>
-        <w:rPr>
-          <w:rStyle w:val="VerbatimChar"/>
-        </w:rPr>
-        <w:t xml:space="preserve">## [3,] 0.4788791 0.5316512  0.34382355  0.09020224 -0.1226123</w:t>
-      </w:r>
-      <w:r>
-        <w:br/>
-      </w:r>
-      <w:r>
-        <w:rPr>
-          <w:rStyle w:val="VerbatimChar"/>
-        </w:rPr>
-        <w:t xml:space="preserve">## [4,] 0.3287404 0.3152311  0.06244178 -0.12724948 -0.2817023</w:t>
-      </w:r>
-      <w:r>
-        <w:br/>
-      </w:r>
-      <w:r>
-        <w:rPr>
-          <w:rStyle w:val="VerbatimChar"/>
-        </w:rPr>
-        <w:t xml:space="preserve">## [5,] 0.1952923 0.1342442 -0.15960519 -0.28317776 -0.4198894</w:t>
+        <w:t xml:space="preserve">##            [,1]       [,2]       [,3]         [,4]        [,5]</w:t>
+      </w:r>
+      <w:r>
+        <w:br/>
+      </w:r>
+      <w:r>
+        <w:rPr>
+          <w:rStyle w:val="VerbatimChar"/>
+        </w:rPr>
+        <w:t xml:space="preserve">## [1,]  0.8761966  0.8741961  0.8401079  0.731237173  0.58056289</w:t>
+      </w:r>
+      <w:r>
+        <w:br/>
+      </w:r>
+      <w:r>
+        <w:rPr>
+          <w:rStyle w:val="VerbatimChar"/>
+        </w:rPr>
+        <w:t xml:space="preserve">## [2,]  0.7279449  0.7153549  0.7020346  0.582779765  0.46690461</w:t>
+      </w:r>
+      <w:r>
+        <w:br/>
+      </w:r>
+      <w:r>
+        <w:rPr>
+          <w:rStyle w:val="VerbatimChar"/>
+        </w:rPr>
+        <w:t xml:space="preserve">## [3,]  0.4548819  0.3829153  0.4258522  0.242995963  0.18158679</w:t>
+      </w:r>
+      <w:r>
+        <w:br/>
+      </w:r>
+      <w:r>
+        <w:rPr>
+          <w:rStyle w:val="VerbatimChar"/>
+        </w:rPr>
+        <w:t xml:space="preserve">## [4,]  0.1482204  0.1077424  0.1499725 -0.009470092  0.04106381</w:t>
+      </w:r>
+      <w:r>
+        <w:br/>
+      </w:r>
+      <w:r>
+        <w:rPr>
+          <w:rStyle w:val="VerbatimChar"/>
+        </w:rPr>
+        <w:t xml:space="preserve">## [5,] -0.1902543 -0.1459606 -0.2178537 -0.382163733 -0.23149623</w:t>
       </w:r>
     </w:p>
     <w:p>

--- a/examples/timeseries/doc/ts_encode-decode.docx
+++ b/examples/timeseries/doc/ts_encode-decode.docx
@@ -2,7 +2,7 @@
 <file path=word/document.xml><?xml version="1.0" encoding="utf-8"?>
 <w:document xmlns:w="http://schemas.openxmlformats.org/wordprocessingml/2006/main" xmlns:m="http://schemas.openxmlformats.org/officeDocument/2006/math" xmlns:r="http://schemas.openxmlformats.org/officeDocument/2006/relationships" xmlns:o="urn:schemas-microsoft-com:office:office" xmlns:v="urn:schemas-microsoft-com:vml" xmlns:w10="urn:schemas-microsoft-com:office:word" xmlns:a="http://schemas.openxmlformats.org/drawingml/2006/main" xmlns:pic="http://schemas.openxmlformats.org/drawingml/2006/picture" xmlns:wp="http://schemas.openxmlformats.org/drawingml/2006/wordprocessingDrawing">
   <w:body>
-    <w:bookmarkStart w:id="12" w:name="X7d30c3bad04cb8619a9045f09b2dd58fda6d3b0"/>
+    <w:bookmarkStart w:id="9" w:name="X7d30c3bad04cb8619a9045f09b2dd58fda6d3b0"/>
     <w:p>
       <w:pPr>
         <w:pStyle w:val="Heading2"/>
@@ -513,48 +513,6 @@
       <w:pPr>
         <w:pStyle w:val="FirstParagraph"/>
       </w:pPr>
-      <w:r>
-        <w:drawing>
-          <wp:inline>
-            <wp:extent cx="4620126" cy="3696101"/>
-            <wp:effectExtent b="0" l="0" r="0" t="0"/>
-            <wp:docPr descr="" title="" id="10" name="Picture"/>
-            <a:graphic>
-              <a:graphicData uri="http://schemas.openxmlformats.org/drawingml/2006/picture">
-                <pic:pic>
-                  <pic:nvPicPr>
-                    <pic:cNvPr descr="C:\Git\dal\daltoolboxdp\examples\timeseries\doc\ts_encode-decode_files/996437f0ef4b02187e64e6ca63b35260bd82ffa1.png" id="11" name="Picture"/>
-                    <pic:cNvPicPr>
-                      <a:picLocks noChangeArrowheads="1" noChangeAspect="1"/>
-                    </pic:cNvPicPr>
-                  </pic:nvPicPr>
-                  <pic:blipFill>
-                    <a:blip r:embed="rId9"/>
-                    <a:stretch>
-                      <a:fillRect/>
-                    </a:stretch>
-                  </pic:blipFill>
-                  <pic:spPr bwMode="auto">
-                    <a:xfrm>
-                      <a:off x="0" y="0"/>
-                      <a:ext cx="4620126" cy="3696101"/>
-                    </a:xfrm>
-                    <a:prstGeom prst="rect">
-                      <a:avLst/>
-                    </a:prstGeom>
-                    <a:noFill/>
-                    <a:ln w="9525">
-                      <a:noFill/>
-                      <a:headEnd/>
-                      <a:tailEnd/>
-                    </a:ln>
-                  </pic:spPr>
-                </pic:pic>
-              </a:graphicData>
-            </a:graphic>
-          </wp:inline>
-        </w:drawing>
-      </w:r>
     </w:p>
     <w:p>
       <w:pPr>
@@ -1285,7 +1243,7 @@
         <w:t xml:space="preserve">- Goodfellow, I., Bengio, Y., &amp; Courville, A. (2016). Deep Learning. MIT Press. (Chapter on Autoencoders)</w:t>
       </w:r>
     </w:p>
-    <w:bookmarkEnd w:id="12"/>
+    <w:bookmarkEnd w:id="9"/>
     <w:sectPr>
       <w:footnotePr>
         <w:numRestart w:val="eachSect"/>

--- a/examples/timeseries/doc/ts_encode-decode.docx
+++ b/examples/timeseries/doc/ts_encode-decode.docx
@@ -2,7 +2,7 @@
 <file path=word/document.xml><?xml version="1.0" encoding="utf-8"?>
 <w:document xmlns:w="http://schemas.openxmlformats.org/wordprocessingml/2006/main" xmlns:m="http://schemas.openxmlformats.org/officeDocument/2006/math" xmlns:r="http://schemas.openxmlformats.org/officeDocument/2006/relationships" xmlns:o="urn:schemas-microsoft-com:office:office" xmlns:v="urn:schemas-microsoft-com:vml" xmlns:w10="urn:schemas-microsoft-com:office:word" xmlns:a="http://schemas.openxmlformats.org/drawingml/2006/main" xmlns:pic="http://schemas.openxmlformats.org/drawingml/2006/picture" xmlns:wp="http://schemas.openxmlformats.org/drawingml/2006/wordprocessingDrawing">
   <w:body>
-    <w:bookmarkStart w:id="9" w:name="X7d30c3bad04cb8619a9045f09b2dd58fda6d3b0"/>
+    <w:bookmarkStart w:id="12" w:name="X7d30c3bad04cb8619a9045f09b2dd58fda6d3b0"/>
     <w:p>
       <w:pPr>
         <w:pStyle w:val="Heading2"/>
@@ -513,6 +513,48 @@
       <w:pPr>
         <w:pStyle w:val="FirstParagraph"/>
       </w:pPr>
+      <w:r>
+        <w:drawing>
+          <wp:inline>
+            <wp:extent cx="4620126" cy="3696101"/>
+            <wp:effectExtent b="0" l="0" r="0" t="0"/>
+            <wp:docPr descr="" title="" id="10" name="Picture"/>
+            <a:graphic>
+              <a:graphicData uri="http://schemas.openxmlformats.org/drawingml/2006/picture">
+                <pic:pic>
+                  <pic:nvPicPr>
+                    <pic:cNvPr descr="/home/gpca/daltoolboxdp/examples/timeseries/doc/ts_encode-decode_files/8c6b857ed50fea675684c31cd93883bef0cd5e37.png" id="11" name="Picture"/>
+                    <pic:cNvPicPr>
+                      <a:picLocks noChangeArrowheads="1" noChangeAspect="1"/>
+                    </pic:cNvPicPr>
+                  </pic:nvPicPr>
+                  <pic:blipFill>
+                    <a:blip r:embed="rId9"/>
+                    <a:stretch>
+                      <a:fillRect/>
+                    </a:stretch>
+                  </pic:blipFill>
+                  <pic:spPr bwMode="auto">
+                    <a:xfrm>
+                      <a:off x="0" y="0"/>
+                      <a:ext cx="4620126" cy="3696101"/>
+                    </a:xfrm>
+                    <a:prstGeom prst="rect">
+                      <a:avLst/>
+                    </a:prstGeom>
+                    <a:noFill/>
+                    <a:ln w="9525">
+                      <a:noFill/>
+                      <a:headEnd/>
+                      <a:tailEnd/>
+                    </a:ln>
+                  </pic:spPr>
+                </pic:pic>
+              </a:graphicData>
+            </a:graphic>
+          </wp:inline>
+        </w:drawing>
+      </w:r>
     </w:p>
     <w:p>
       <w:pPr>
@@ -970,52 +1012,52 @@
         <w:rPr>
           <w:rStyle w:val="VerbatimChar"/>
         </w:rPr>
-        <w:t xml:space="preserve">## [1,] 0.1384313 0.3237551 0.4794721 0.6801789 0.7484931</w:t>
-      </w:r>
-      <w:r>
-        <w:br/>
-      </w:r>
-      <w:r>
-        <w:rPr>
-          <w:rStyle w:val="VerbatimChar"/>
-        </w:rPr>
-        <w:t xml:space="preserve">## [2,] 0.3034692 0.4771605 0.6257209 0.7744519 0.8076903</w:t>
-      </w:r>
-      <w:r>
-        <w:br/>
-      </w:r>
-      <w:r>
-        <w:rPr>
-          <w:rStyle w:val="VerbatimChar"/>
-        </w:rPr>
-        <w:t xml:space="preserve">## [3,] 0.5118471 0.6820119 0.7969884 0.8779535 0.8496023</w:t>
-      </w:r>
-      <w:r>
-        <w:br/>
-      </w:r>
-      <w:r>
-        <w:rPr>
-          <w:rStyle w:val="VerbatimChar"/>
-        </w:rPr>
-        <w:t xml:space="preserve">## [4,] 0.7327246 0.8457048 0.9112816 0.9331555 0.8571754</w:t>
-      </w:r>
-      <w:r>
-        <w:br/>
-      </w:r>
-      <w:r>
-        <w:rPr>
-          <w:rStyle w:val="VerbatimChar"/>
-        </w:rPr>
-        <w:t xml:space="preserve">## [5,] 0.8900059 0.9518926 0.9748541 0.9433414 0.8289360</w:t>
-      </w:r>
-      <w:r>
-        <w:br/>
-      </w:r>
-      <w:r>
-        <w:rPr>
-          <w:rStyle w:val="VerbatimChar"/>
-        </w:rPr>
-        <w:t xml:space="preserve">## [6,] 0.9615482 0.9855673 0.9794773 0.9074199 0.7692553</w:t>
+        <w:t xml:space="preserve">## [1,] 0.1384313 0.3237551 0.4794720 0.6801789 0.7484931</w:t>
+      </w:r>
+      <w:r>
+        <w:br/>
+      </w:r>
+      <w:r>
+        <w:rPr>
+          <w:rStyle w:val="VerbatimChar"/>
+        </w:rPr>
+        <w:t xml:space="preserve">## [2,] 0.3034692 0.4771605 0.6257209 0.7744520 0.8076903</w:t>
+      </w:r>
+      <w:r>
+        <w:br/>
+      </w:r>
+      <w:r>
+        <w:rPr>
+          <w:rStyle w:val="VerbatimChar"/>
+        </w:rPr>
+        <w:t xml:space="preserve">## [3,] 0.5118470 0.6820118 0.7969884 0.8779534 0.8496023</w:t>
+      </w:r>
+      <w:r>
+        <w:br/>
+      </w:r>
+      <w:r>
+        <w:rPr>
+          <w:rStyle w:val="VerbatimChar"/>
+        </w:rPr>
+        <w:t xml:space="preserve">## [4,] 0.7327247 0.8457048 0.9112817 0.9331557 0.8571755</w:t>
+      </w:r>
+      <w:r>
+        <w:br/>
+      </w:r>
+      <w:r>
+        <w:rPr>
+          <w:rStyle w:val="VerbatimChar"/>
+        </w:rPr>
+        <w:t xml:space="preserve">## [5,] 0.8900061 0.9518926 0.9748541 0.9433414 0.8289360</w:t>
+      </w:r>
+      <w:r>
+        <w:br/>
+      </w:r>
+      <w:r>
+        <w:rPr>
+          <w:rStyle w:val="VerbatimChar"/>
+        </w:rPr>
+        <w:t xml:space="preserve">## [6,] 0.9615483 0.9855673 0.9794772 0.9074200 0.7692553</w:t>
       </w:r>
     </w:p>
     <w:p>
@@ -1190,43 +1232,43 @@
         <w:rPr>
           <w:rStyle w:val="VerbatimChar"/>
         </w:rPr>
-        <w:t xml:space="preserve">## [1,]  0.8761966  0.8741961  0.8401079  0.731237173  0.58056289</w:t>
-      </w:r>
-      <w:r>
-        <w:br/>
-      </w:r>
-      <w:r>
-        <w:rPr>
-          <w:rStyle w:val="VerbatimChar"/>
-        </w:rPr>
-        <w:t xml:space="preserve">## [2,]  0.7279449  0.7153549  0.7020346  0.582779765  0.46690461</w:t>
-      </w:r>
-      <w:r>
-        <w:br/>
-      </w:r>
-      <w:r>
-        <w:rPr>
-          <w:rStyle w:val="VerbatimChar"/>
-        </w:rPr>
-        <w:t xml:space="preserve">## [3,]  0.4548819  0.3829153  0.4258522  0.242995963  0.18158679</w:t>
-      </w:r>
-      <w:r>
-        <w:br/>
-      </w:r>
-      <w:r>
-        <w:rPr>
-          <w:rStyle w:val="VerbatimChar"/>
-        </w:rPr>
-        <w:t xml:space="preserve">## [4,]  0.1482204  0.1077424  0.1499725 -0.009470092  0.04106381</w:t>
-      </w:r>
-      <w:r>
-        <w:br/>
-      </w:r>
-      <w:r>
-        <w:rPr>
-          <w:rStyle w:val="VerbatimChar"/>
-        </w:rPr>
-        <w:t xml:space="preserve">## [5,] -0.1902543 -0.1459606 -0.2178537 -0.382163733 -0.23149623</w:t>
+        <w:t xml:space="preserve">## [1,]  0.8761965  0.8741959  0.8401078  0.731237054  0.58056277</w:t>
+      </w:r>
+      <w:r>
+        <w:br/>
+      </w:r>
+      <w:r>
+        <w:rPr>
+          <w:rStyle w:val="VerbatimChar"/>
+        </w:rPr>
+        <w:t xml:space="preserve">## [2,]  0.7279449  0.7153549  0.7020346  0.582779706  0.46690458</w:t>
+      </w:r>
+      <w:r>
+        <w:br/>
+      </w:r>
+      <w:r>
+        <w:rPr>
+          <w:rStyle w:val="VerbatimChar"/>
+        </w:rPr>
+        <w:t xml:space="preserve">## [3,]  0.4548819  0.3829153  0.4258522  0.242996007  0.18158677</w:t>
+      </w:r>
+      <w:r>
+        <w:br/>
+      </w:r>
+      <w:r>
+        <w:rPr>
+          <w:rStyle w:val="VerbatimChar"/>
+        </w:rPr>
+        <w:t xml:space="preserve">## [4,]  0.1482204  0.1077425  0.1499725 -0.009470101  0.04106378</w:t>
+      </w:r>
+      <w:r>
+        <w:br/>
+      </w:r>
+      <w:r>
+        <w:rPr>
+          <w:rStyle w:val="VerbatimChar"/>
+        </w:rPr>
+        <w:t xml:space="preserve">## [5,] -0.1902543 -0.1459606 -0.2178537 -0.382163703 -0.23149627</w:t>
       </w:r>
     </w:p>
     <w:p>
@@ -1243,7 +1285,7 @@
         <w:t xml:space="preserve">- Goodfellow, I., Bengio, Y., &amp; Courville, A. (2016). Deep Learning. MIT Press. (Chapter on Autoencoders)</w:t>
       </w:r>
     </w:p>
-    <w:bookmarkEnd w:id="9"/>
+    <w:bookmarkEnd w:id="12"/>
     <w:sectPr>
       <w:footnotePr>
         <w:numRestart w:val="eachSect"/>

--- a/examples/timeseries/doc/ts_encode-decode.docx
+++ b/examples/timeseries/doc/ts_encode-decode.docx
@@ -523,7 +523,7 @@
               <a:graphicData uri="http://schemas.openxmlformats.org/drawingml/2006/picture">
                 <pic:pic>
                   <pic:nvPicPr>
-                    <pic:cNvPr descr="/home/gpca/daltoolboxdp/examples/timeseries/doc/ts_encode-decode_files/8c6b857ed50fea675684c31cd93883bef0cd5e37.png" id="11" name="Picture"/>
+                    <pic:cNvPr descr="C:\Git\dal\daltoolboxdp\examples\timeseries\doc\ts_encode-decode_files/996437f0ef4b02187e64e6ca63b35260bd82ffa1.png" id="11" name="Picture"/>
                     <pic:cNvPicPr>
                       <a:picLocks noChangeArrowheads="1" noChangeAspect="1"/>
                     </pic:cNvPicPr>
@@ -1012,52 +1012,52 @@
         <w:rPr>
           <w:rStyle w:val="VerbatimChar"/>
         </w:rPr>
-        <w:t xml:space="preserve">## [1,] 0.1384313 0.3237551 0.4794720 0.6801789 0.7484931</w:t>
-      </w:r>
-      <w:r>
-        <w:br/>
-      </w:r>
-      <w:r>
-        <w:rPr>
-          <w:rStyle w:val="VerbatimChar"/>
-        </w:rPr>
-        <w:t xml:space="preserve">## [2,] 0.3034692 0.4771605 0.6257209 0.7744520 0.8076903</w:t>
-      </w:r>
-      <w:r>
-        <w:br/>
-      </w:r>
-      <w:r>
-        <w:rPr>
-          <w:rStyle w:val="VerbatimChar"/>
-        </w:rPr>
-        <w:t xml:space="preserve">## [3,] 0.5118470 0.6820118 0.7969884 0.8779534 0.8496023</w:t>
-      </w:r>
-      <w:r>
-        <w:br/>
-      </w:r>
-      <w:r>
-        <w:rPr>
-          <w:rStyle w:val="VerbatimChar"/>
-        </w:rPr>
-        <w:t xml:space="preserve">## [4,] 0.7327247 0.8457048 0.9112817 0.9331557 0.8571755</w:t>
-      </w:r>
-      <w:r>
-        <w:br/>
-      </w:r>
-      <w:r>
-        <w:rPr>
-          <w:rStyle w:val="VerbatimChar"/>
-        </w:rPr>
-        <w:t xml:space="preserve">## [5,] 0.8900061 0.9518926 0.9748541 0.9433414 0.8289360</w:t>
-      </w:r>
-      <w:r>
-        <w:br/>
-      </w:r>
-      <w:r>
-        <w:rPr>
-          <w:rStyle w:val="VerbatimChar"/>
-        </w:rPr>
-        <w:t xml:space="preserve">## [6,] 0.9615483 0.9855673 0.9794772 0.9074200 0.7692553</w:t>
+        <w:t xml:space="preserve">## [1,] 0.1384313 0.3237551 0.4794721 0.6801789 0.7484931</w:t>
+      </w:r>
+      <w:r>
+        <w:br/>
+      </w:r>
+      <w:r>
+        <w:rPr>
+          <w:rStyle w:val="VerbatimChar"/>
+        </w:rPr>
+        <w:t xml:space="preserve">## [2,] 0.3034692 0.4771605 0.6257209 0.7744519 0.8076903</w:t>
+      </w:r>
+      <w:r>
+        <w:br/>
+      </w:r>
+      <w:r>
+        <w:rPr>
+          <w:rStyle w:val="VerbatimChar"/>
+        </w:rPr>
+        <w:t xml:space="preserve">## [3,] 0.5118471 0.6820119 0.7969884 0.8779535 0.8496023</w:t>
+      </w:r>
+      <w:r>
+        <w:br/>
+      </w:r>
+      <w:r>
+        <w:rPr>
+          <w:rStyle w:val="VerbatimChar"/>
+        </w:rPr>
+        <w:t xml:space="preserve">## [4,] 0.7327246 0.8457048 0.9112816 0.9331555 0.8571754</w:t>
+      </w:r>
+      <w:r>
+        <w:br/>
+      </w:r>
+      <w:r>
+        <w:rPr>
+          <w:rStyle w:val="VerbatimChar"/>
+        </w:rPr>
+        <w:t xml:space="preserve">## [5,] 0.8900059 0.9518926 0.9748541 0.9433414 0.8289360</w:t>
+      </w:r>
+      <w:r>
+        <w:br/>
+      </w:r>
+      <w:r>
+        <w:rPr>
+          <w:rStyle w:val="VerbatimChar"/>
+        </w:rPr>
+        <w:t xml:space="preserve">## [6,] 0.9615482 0.9855673 0.9794773 0.9074199 0.7692553</w:t>
       </w:r>
     </w:p>
     <w:p>
@@ -1232,43 +1232,43 @@
         <w:rPr>
           <w:rStyle w:val="VerbatimChar"/>
         </w:rPr>
-        <w:t xml:space="preserve">## [1,]  0.8761965  0.8741959  0.8401078  0.731237054  0.58056277</w:t>
-      </w:r>
-      <w:r>
-        <w:br/>
-      </w:r>
-      <w:r>
-        <w:rPr>
-          <w:rStyle w:val="VerbatimChar"/>
-        </w:rPr>
-        <w:t xml:space="preserve">## [2,]  0.7279449  0.7153549  0.7020346  0.582779706  0.46690458</w:t>
-      </w:r>
-      <w:r>
-        <w:br/>
-      </w:r>
-      <w:r>
-        <w:rPr>
-          <w:rStyle w:val="VerbatimChar"/>
-        </w:rPr>
-        <w:t xml:space="preserve">## [3,]  0.4548819  0.3829153  0.4258522  0.242996007  0.18158677</w:t>
-      </w:r>
-      <w:r>
-        <w:br/>
-      </w:r>
-      <w:r>
-        <w:rPr>
-          <w:rStyle w:val="VerbatimChar"/>
-        </w:rPr>
-        <w:t xml:space="preserve">## [4,]  0.1482204  0.1077425  0.1499725 -0.009470101  0.04106378</w:t>
-      </w:r>
-      <w:r>
-        <w:br/>
-      </w:r>
-      <w:r>
-        <w:rPr>
-          <w:rStyle w:val="VerbatimChar"/>
-        </w:rPr>
-        <w:t xml:space="preserve">## [5,] -0.1902543 -0.1459606 -0.2178537 -0.382163703 -0.23149627</w:t>
+        <w:t xml:space="preserve">## [1,]  0.8761966  0.8741961  0.8401079  0.731237173  0.58056289</w:t>
+      </w:r>
+      <w:r>
+        <w:br/>
+      </w:r>
+      <w:r>
+        <w:rPr>
+          <w:rStyle w:val="VerbatimChar"/>
+        </w:rPr>
+        <w:t xml:space="preserve">## [2,]  0.7279449  0.7153549  0.7020346  0.582779765  0.46690461</w:t>
+      </w:r>
+      <w:r>
+        <w:br/>
+      </w:r>
+      <w:r>
+        <w:rPr>
+          <w:rStyle w:val="VerbatimChar"/>
+        </w:rPr>
+        <w:t xml:space="preserve">## [3,]  0.4548819  0.3829153  0.4258522  0.242995963  0.18158679</w:t>
+      </w:r>
+      <w:r>
+        <w:br/>
+      </w:r>
+      <w:r>
+        <w:rPr>
+          <w:rStyle w:val="VerbatimChar"/>
+        </w:rPr>
+        <w:t xml:space="preserve">## [4,]  0.1482204  0.1077424  0.1499725 -0.009470092  0.04106381</w:t>
+      </w:r>
+      <w:r>
+        <w:br/>
+      </w:r>
+      <w:r>
+        <w:rPr>
+          <w:rStyle w:val="VerbatimChar"/>
+        </w:rPr>
+        <w:t xml:space="preserve">## [5,] -0.1902543 -0.1459606 -0.2178537 -0.382163733 -0.23149623</w:t>
       </w:r>
     </w:p>
     <w:p>
